--- a/CÔNG TY TNHH MTV THƯƠNG MẠI KHAI MINH/KhaiMinh_ThayDoiDiaChi/UyQuyen.docx
+++ b/CÔNG TY TNHH MTV THƯƠNG MẠI KHAI MINH/KhaiMinh_ThayDoiDiaChi/UyQuyen.docx
@@ -1,6 +1,6 @@
 
 <file path=word/document.xml><?xml version="1.0" encoding="utf-8"?>
-<w:document xmlns:wpc="http://schemas.microsoft.com/office/word/2010/wordprocessingCanvas" xmlns:cx="http://schemas.microsoft.com/office/drawing/2014/chartex" xmlns:cx1="http://schemas.microsoft.com/office/drawing/2015/9/8/chartex" xmlns:mc="http://schemas.openxmlformats.org/markup-compatibility/2006" xmlns:o="urn:schemas-microsoft-com:office:office" xmlns:r="http://schemas.openxmlformats.org/officeDocument/2006/relationships" xmlns:m="http://schemas.openxmlformats.org/officeDocument/2006/math" xmlns:v="urn:schemas-microsoft-com:vml" xmlns:wp14="http://schemas.microsoft.com/office/word/2010/wordprocessingDrawing" xmlns:wp="http://schemas.openxmlformats.org/drawingml/2006/wordprocessingDrawing" xmlns:w10="urn:schemas-microsoft-com:office:word" xmlns:w="http://schemas.openxmlformats.org/wordprocessingml/2006/main" xmlns:w14="http://schemas.microsoft.com/office/word/2010/wordml" xmlns:w15="http://schemas.microsoft.com/office/word/2012/wordml" xmlns:w16se="http://schemas.microsoft.com/office/word/2015/wordml/symex" xmlns:wpg="http://schemas.microsoft.com/office/word/2010/wordprocessingGroup" xmlns:wpi="http://schemas.microsoft.com/office/word/2010/wordprocessingInk" xmlns:wne="http://schemas.microsoft.com/office/word/2006/wordml" xmlns:wps="http://schemas.microsoft.com/office/word/2010/wordprocessingShape" mc:Ignorable="w14 w15 w16se wp14">
+<w:document xmlns:wpc="http://schemas.microsoft.com/office/word/2010/wordprocessingCanvas" xmlns:cx="http://schemas.microsoft.com/office/drawing/2014/chartex" xmlns:mc="http://schemas.openxmlformats.org/markup-compatibility/2006" xmlns:o="urn:schemas-microsoft-com:office:office" xmlns:r="http://schemas.openxmlformats.org/officeDocument/2006/relationships" xmlns:m="http://schemas.openxmlformats.org/officeDocument/2006/math" xmlns:v="urn:schemas-microsoft-com:vml" xmlns:wp14="http://schemas.microsoft.com/office/word/2010/wordprocessingDrawing" xmlns:wp="http://schemas.openxmlformats.org/drawingml/2006/wordprocessingDrawing" xmlns:w10="urn:schemas-microsoft-com:office:word" xmlns:w="http://schemas.openxmlformats.org/wordprocessingml/2006/main" xmlns:w14="http://schemas.microsoft.com/office/word/2010/wordml" xmlns:w15="http://schemas.microsoft.com/office/word/2012/wordml" xmlns:w16se="http://schemas.microsoft.com/office/word/2015/wordml/symex" xmlns:wpg="http://schemas.microsoft.com/office/word/2010/wordprocessingGroup" xmlns:wpi="http://schemas.microsoft.com/office/word/2010/wordprocessingInk" xmlns:wne="http://schemas.microsoft.com/office/word/2006/wordml" xmlns:wps="http://schemas.microsoft.com/office/word/2010/wordprocessingShape" mc:Ignorable="w14 w15 w16se wp14">
   <w:body>
     <w:p>
       <w:pPr>
@@ -113,7 +113,7 @@
           <w:sz w:val="26"/>
           <w:szCs w:val="26"/>
         </w:rPr>
-        <w:t>14</w:t>
+        <w:t>21</w:t>
       </w:r>
       <w:r>
         <w:rPr>
@@ -301,45 +301,11 @@
           <w:szCs w:val="26"/>
           <w:lang w:eastAsia="zh-CN"/>
         </w:rPr>
-        <w:t>CÔNG TY TNHH MERCURY CONSULTANT</w:t>
-      </w:r>
-    </w:p>
-    <w:p>
-      <w:pPr>
-        <w:rPr>
-          <w:rFonts w:ascii="Times New Roman" w:hAnsi="Times New Roman" w:cs="Times New Roman"/>
-          <w:color w:val="000000"/>
-          <w:sz w:val="26"/>
-          <w:szCs w:val="26"/>
-        </w:rPr>
-      </w:pPr>
-      <w:r>
-        <w:rPr>
-          <w:rFonts w:ascii="Times New Roman" w:hAnsi="Times New Roman" w:cs="Times New Roman"/>
-          <w:color w:val="000000"/>
-          <w:sz w:val="26"/>
-          <w:szCs w:val="26"/>
-        </w:rPr>
-        <w:t>Mã số thuế</w:t>
-      </w:r>
-      <w:r>
-        <w:rPr>
-          <w:rFonts w:ascii="Times New Roman" w:hAnsi="Times New Roman" w:cs="Times New Roman"/>
-          <w:color w:val="000000"/>
-          <w:sz w:val="26"/>
-          <w:szCs w:val="26"/>
-        </w:rPr>
-        <w:t>:</w:t>
-      </w:r>
-      <w:r>
-        <w:rPr>
-          <w:rFonts w:ascii="Times New Roman" w:hAnsi="Times New Roman" w:cs="Times New Roman"/>
-          <w:sz w:val="26"/>
-          <w:szCs w:val="26"/>
-        </w:rPr>
-        <w:t xml:space="preserve"> </w:t>
-      </w:r>
-      <w:r>
+        <w:t>CÔNG TY TNHH THƯƠNG MẠI KHAI MINH VENEER</w:t>
+      </w:r>
+    </w:p>
+    <w:p>
+      <w:pPr>
         <w:rPr>
           <w:rFonts w:ascii="Times New Roman" w:hAnsi="Times New Roman" w:cs="Times New Roman"/>
           <w:b/>
@@ -350,7 +316,45 @@
           <w:szCs w:val="26"/>
           <w:shd w:val="clear" w:color="auto" w:fill="FFFFFF"/>
         </w:rPr>
-        <w:t>0316360601</w:t>
+      </w:pPr>
+      <w:r>
+        <w:rPr>
+          <w:rFonts w:ascii="Times New Roman" w:hAnsi="Times New Roman" w:cs="Times New Roman"/>
+          <w:color w:val="000000"/>
+          <w:sz w:val="26"/>
+          <w:szCs w:val="26"/>
+        </w:rPr>
+        <w:t>Mã số thuế</w:t>
+      </w:r>
+      <w:r>
+        <w:rPr>
+          <w:rFonts w:ascii="Times New Roman" w:hAnsi="Times New Roman" w:cs="Times New Roman"/>
+          <w:color w:val="000000"/>
+          <w:sz w:val="26"/>
+          <w:szCs w:val="26"/>
+        </w:rPr>
+        <w:t>:</w:t>
+      </w:r>
+      <w:r>
+        <w:rPr>
+          <w:rFonts w:ascii="Times New Roman" w:hAnsi="Times New Roman" w:cs="Times New Roman"/>
+          <w:sz w:val="26"/>
+          <w:szCs w:val="26"/>
+        </w:rPr>
+        <w:t xml:space="preserve"> </w:t>
+      </w:r>
+      <w:r>
+        <w:rPr>
+          <w:rFonts w:ascii="Times New Roman" w:hAnsi="Times New Roman" w:cs="Times New Roman"/>
+          <w:b/>
+          <w:bCs/>
+          <w:color w:val="333E48"/>
+          <w:spacing w:val="-2"/>
+          <w:sz w:val="26"/>
+          <w:szCs w:val="26"/>
+          <w:shd w:val="clear" w:color="auto" w:fill="FFFFFF"/>
+        </w:rPr>
+        <w:t>3703463575</w:t>
       </w:r>
     </w:p>
     <w:p>
@@ -438,7 +442,7 @@
           <w:szCs w:val="26"/>
           <w:lang w:eastAsia="zh-CN"/>
         </w:rPr>
-        <w:t>LIU, YU-TIEN</w:t>
+        <w:t>TRẦN THỊ TÂM ANH</w:t>
       </w:r>
       <w:r>
         <w:rPr>
@@ -505,7 +509,7 @@
           <w:szCs w:val="26"/>
           <w:lang w:eastAsia="zh-CN"/>
         </w:rPr>
-        <w:t>CÔNG TY TNHH MERCURY CONSULTANT</w:t>
+        <w:t>CÔNG TY TNHH THƯƠNG MẠI KHAI MINH VENEER</w:t>
       </w:r>
     </w:p>
     <w:p>
@@ -549,42 +553,8 @@
           <w:sz w:val="24"/>
           <w:szCs w:val="24"/>
         </w:rPr>
-        <w:t>Thửa đất số 935, tờ bản đồ số 6, Phường Bình Dương,</w:t>
-      </w:r>
-      <w:r>
-        <w:rPr>
-          <w:rFonts w:ascii="Times New Roman" w:eastAsia="Times New Roman" w:hAnsi="Times New Roman" w:cs="Times New Roman"/>
-          <w:sz w:val="24"/>
-          <w:szCs w:val="24"/>
-        </w:rPr>
-        <w:t xml:space="preserve"> </w:t>
-      </w:r>
-      <w:r>
-        <w:rPr>
-          <w:rFonts w:ascii="Times New Roman" w:eastAsia="Times New Roman" w:hAnsi="Times New Roman" w:cs="Times New Roman"/>
-          <w:sz w:val="24"/>
-          <w:szCs w:val="24"/>
-        </w:rPr>
-        <w:t>Thành phố Hồ Chí Minh</w:t>
-      </w:r>
-      <w:r>
-        <w:rPr>
-          <w:rFonts w:ascii="Times New Roman" w:eastAsia="Times New Roman" w:hAnsi="Times New Roman" w:cs="Times New Roman"/>
-          <w:sz w:val="24"/>
-          <w:szCs w:val="24"/>
-        </w:rPr>
-        <w:t>,</w:t>
-      </w:r>
-      <w:r>
-        <w:rPr>
-          <w:rFonts w:ascii="Times New Roman" w:eastAsia="Times New Roman" w:hAnsi="Times New Roman" w:cs="Times New Roman"/>
-          <w:sz w:val="24"/>
-          <w:szCs w:val="24"/>
-        </w:rPr>
-        <w:t xml:space="preserve"> Việt Nam</w:t>
-      </w:r>
-      <w:bookmarkStart w:id="0" w:name="_GoBack"/>
-      <w:bookmarkEnd w:id="0"/>
+        <w:t>Tổ 7A, Ấp Bà Đã, Xã Bắc Tân Uyên, Thành phố Hồ Chí Minh, Việt Nam</w:t>
+      </w:r>
     </w:p>
     <w:p>
       <w:pPr>
@@ -624,7 +594,7 @@
           <w:sz w:val="24"/>
           <w:szCs w:val="24"/>
         </w:rPr>
-        <w:t>0393658999</w:t>
+        <w:t>0937494313</w:t>
       </w:r>
       <w:r>
         <w:rPr>
@@ -658,7 +628,25 @@
           <w:sz w:val="24"/>
           <w:szCs w:val="24"/>
         </w:rPr>
-        <w:t>congtymecuryconsultant@gmail.com</w:t>
+        <w:t>congty</w:t>
+      </w:r>
+      <w:r>
+        <w:rPr>
+          <w:rFonts w:ascii="Times New Roman" w:eastAsia="Times New Roman" w:hAnsi="Times New Roman" w:cs="Times New Roman"/>
+          <w:sz w:val="24"/>
+          <w:szCs w:val="24"/>
+        </w:rPr>
+        <w:t>khaiminhveneer</w:t>
+      </w:r>
+      <w:bookmarkStart w:id="0" w:name="_GoBack"/>
+      <w:bookmarkEnd w:id="0"/>
+      <w:r>
+        <w:rPr>
+          <w:rFonts w:ascii="Times New Roman" w:eastAsia="Times New Roman" w:hAnsi="Times New Roman" w:cs="Times New Roman"/>
+          <w:sz w:val="24"/>
+          <w:szCs w:val="24"/>
+        </w:rPr>
+        <w:t>@gmail.com</w:t>
       </w:r>
     </w:p>
     <w:p>
@@ -1195,7 +1183,7 @@
           <w:sz w:val="26"/>
           <w:szCs w:val="26"/>
         </w:rPr>
-        <w:t>14</w:t>
+        <w:t>21</w:t>
       </w:r>
       <w:r>
         <w:rPr>
@@ -1299,7 +1287,7 @@
           <w:szCs w:val="26"/>
           <w:lang w:eastAsia="zh-CN"/>
         </w:rPr>
-        <w:t>LIU, YU-TIEN</w:t>
+        <w:t>TRẦN THỊ TÂM ANH</w:t>
       </w:r>
     </w:p>
     <w:sectPr>
@@ -1313,7 +1301,7 @@
 </file>
 
 <file path=word/endnotes.xml><?xml version="1.0" encoding="utf-8"?>
-<w:endnotes xmlns:wpc="http://schemas.microsoft.com/office/word/2010/wordprocessingCanvas" xmlns:cx="http://schemas.microsoft.com/office/drawing/2014/chartex" xmlns:cx1="http://schemas.microsoft.com/office/drawing/2015/9/8/chartex" xmlns:mc="http://schemas.openxmlformats.org/markup-compatibility/2006" xmlns:o="urn:schemas-microsoft-com:office:office" xmlns:r="http://schemas.openxmlformats.org/officeDocument/2006/relationships" xmlns:m="http://schemas.openxmlformats.org/officeDocument/2006/math" xmlns:v="urn:schemas-microsoft-com:vml" xmlns:wp14="http://schemas.microsoft.com/office/word/2010/wordprocessingDrawing" xmlns:wp="http://schemas.openxmlformats.org/drawingml/2006/wordprocessingDrawing" xmlns:w10="urn:schemas-microsoft-com:office:word" xmlns:w="http://schemas.openxmlformats.org/wordprocessingml/2006/main" xmlns:w14="http://schemas.microsoft.com/office/word/2010/wordml" xmlns:w15="http://schemas.microsoft.com/office/word/2012/wordml" xmlns:w16se="http://schemas.microsoft.com/office/word/2015/wordml/symex" xmlns:wpg="http://schemas.microsoft.com/office/word/2010/wordprocessingGroup" xmlns:wpi="http://schemas.microsoft.com/office/word/2010/wordprocessingInk" xmlns:wne="http://schemas.microsoft.com/office/word/2006/wordml" xmlns:wps="http://schemas.microsoft.com/office/word/2010/wordprocessingShape" mc:Ignorable="w14 w15 w16se wp14">
+<w:endnotes xmlns:wpc="http://schemas.microsoft.com/office/word/2010/wordprocessingCanvas" xmlns:cx="http://schemas.microsoft.com/office/drawing/2014/chartex" xmlns:mc="http://schemas.openxmlformats.org/markup-compatibility/2006" xmlns:o="urn:schemas-microsoft-com:office:office" xmlns:r="http://schemas.openxmlformats.org/officeDocument/2006/relationships" xmlns:m="http://schemas.openxmlformats.org/officeDocument/2006/math" xmlns:v="urn:schemas-microsoft-com:vml" xmlns:wp14="http://schemas.microsoft.com/office/word/2010/wordprocessingDrawing" xmlns:wp="http://schemas.openxmlformats.org/drawingml/2006/wordprocessingDrawing" xmlns:w10="urn:schemas-microsoft-com:office:word" xmlns:w="http://schemas.openxmlformats.org/wordprocessingml/2006/main" xmlns:w14="http://schemas.microsoft.com/office/word/2010/wordml" xmlns:w15="http://schemas.microsoft.com/office/word/2012/wordml" xmlns:w16se="http://schemas.microsoft.com/office/word/2015/wordml/symex" xmlns:wpg="http://schemas.microsoft.com/office/word/2010/wordprocessingGroup" xmlns:wpi="http://schemas.microsoft.com/office/word/2010/wordprocessingInk" xmlns:wne="http://schemas.microsoft.com/office/word/2006/wordml" xmlns:wps="http://schemas.microsoft.com/office/word/2010/wordprocessingShape" mc:Ignorable="w14 w15 w16se wp14">
   <w:endnote w:type="separator" w:id="-1">
     <w:p>
       <w:pPr>
@@ -1338,7 +1326,7 @@
 </file>
 
 <file path=word/footnotes.xml><?xml version="1.0" encoding="utf-8"?>
-<w:footnotes xmlns:wpc="http://schemas.microsoft.com/office/word/2010/wordprocessingCanvas" xmlns:cx="http://schemas.microsoft.com/office/drawing/2014/chartex" xmlns:cx1="http://schemas.microsoft.com/office/drawing/2015/9/8/chartex" xmlns:mc="http://schemas.openxmlformats.org/markup-compatibility/2006" xmlns:o="urn:schemas-microsoft-com:office:office" xmlns:r="http://schemas.openxmlformats.org/officeDocument/2006/relationships" xmlns:m="http://schemas.openxmlformats.org/officeDocument/2006/math" xmlns:v="urn:schemas-microsoft-com:vml" xmlns:wp14="http://schemas.microsoft.com/office/word/2010/wordprocessingDrawing" xmlns:wp="http://schemas.openxmlformats.org/drawingml/2006/wordprocessingDrawing" xmlns:w10="urn:schemas-microsoft-com:office:word" xmlns:w="http://schemas.openxmlformats.org/wordprocessingml/2006/main" xmlns:w14="http://schemas.microsoft.com/office/word/2010/wordml" xmlns:w15="http://schemas.microsoft.com/office/word/2012/wordml" xmlns:w16se="http://schemas.microsoft.com/office/word/2015/wordml/symex" xmlns:wpg="http://schemas.microsoft.com/office/word/2010/wordprocessingGroup" xmlns:wpi="http://schemas.microsoft.com/office/word/2010/wordprocessingInk" xmlns:wne="http://schemas.microsoft.com/office/word/2006/wordml" xmlns:wps="http://schemas.microsoft.com/office/word/2010/wordprocessingShape" mc:Ignorable="w14 w15 w16se wp14">
+<w:footnotes xmlns:wpc="http://schemas.microsoft.com/office/word/2010/wordprocessingCanvas" xmlns:cx="http://schemas.microsoft.com/office/drawing/2014/chartex" xmlns:mc="http://schemas.openxmlformats.org/markup-compatibility/2006" xmlns:o="urn:schemas-microsoft-com:office:office" xmlns:r="http://schemas.openxmlformats.org/officeDocument/2006/relationships" xmlns:m="http://schemas.openxmlformats.org/officeDocument/2006/math" xmlns:v="urn:schemas-microsoft-com:vml" xmlns:wp14="http://schemas.microsoft.com/office/word/2010/wordprocessingDrawing" xmlns:wp="http://schemas.openxmlformats.org/drawingml/2006/wordprocessingDrawing" xmlns:w10="urn:schemas-microsoft-com:office:word" xmlns:w="http://schemas.openxmlformats.org/wordprocessingml/2006/main" xmlns:w14="http://schemas.microsoft.com/office/word/2010/wordml" xmlns:w15="http://schemas.microsoft.com/office/word/2012/wordml" xmlns:w16se="http://schemas.microsoft.com/office/word/2015/wordml/symex" xmlns:wpg="http://schemas.microsoft.com/office/word/2010/wordprocessingGroup" xmlns:wpi="http://schemas.microsoft.com/office/word/2010/wordprocessingInk" xmlns:wne="http://schemas.microsoft.com/office/word/2006/wordml" xmlns:wps="http://schemas.microsoft.com/office/word/2010/wordprocessingShape" mc:Ignorable="w14 w15 w16se wp14">
   <w:footnote w:type="separator" w:id="-1">
     <w:p>
       <w:pPr>
@@ -1363,7 +1351,7 @@
 </file>
 
 <file path=word/numbering.xml><?xml version="1.0" encoding="utf-8"?>
-<w:numbering xmlns:wpc="http://schemas.microsoft.com/office/word/2010/wordprocessingCanvas" xmlns:cx="http://schemas.microsoft.com/office/drawing/2014/chartex" xmlns:cx1="http://schemas.microsoft.com/office/drawing/2015/9/8/chartex" xmlns:mc="http://schemas.openxmlformats.org/markup-compatibility/2006" xmlns:o="urn:schemas-microsoft-com:office:office" xmlns:r="http://schemas.openxmlformats.org/officeDocument/2006/relationships" xmlns:m="http://schemas.openxmlformats.org/officeDocument/2006/math" xmlns:v="urn:schemas-microsoft-com:vml" xmlns:wp14="http://schemas.microsoft.com/office/word/2010/wordprocessingDrawing" xmlns:wp="http://schemas.openxmlformats.org/drawingml/2006/wordprocessingDrawing" xmlns:w10="urn:schemas-microsoft-com:office:word" xmlns:w="http://schemas.openxmlformats.org/wordprocessingml/2006/main" xmlns:w14="http://schemas.microsoft.com/office/word/2010/wordml" xmlns:w15="http://schemas.microsoft.com/office/word/2012/wordml" xmlns:w16se="http://schemas.microsoft.com/office/word/2015/wordml/symex" xmlns:wpg="http://schemas.microsoft.com/office/word/2010/wordprocessingGroup" xmlns:wpi="http://schemas.microsoft.com/office/word/2010/wordprocessingInk" xmlns:wne="http://schemas.microsoft.com/office/word/2006/wordml" xmlns:wps="http://schemas.microsoft.com/office/word/2010/wordprocessingShape" mc:Ignorable="w14 w15 w16se wp14">
+<w:numbering xmlns:wpc="http://schemas.microsoft.com/office/word/2010/wordprocessingCanvas" xmlns:cx="http://schemas.microsoft.com/office/drawing/2014/chartex" xmlns:mc="http://schemas.openxmlformats.org/markup-compatibility/2006" xmlns:o="urn:schemas-microsoft-com:office:office" xmlns:r="http://schemas.openxmlformats.org/officeDocument/2006/relationships" xmlns:m="http://schemas.openxmlformats.org/officeDocument/2006/math" xmlns:v="urn:schemas-microsoft-com:vml" xmlns:wp14="http://schemas.microsoft.com/office/word/2010/wordprocessingDrawing" xmlns:wp="http://schemas.openxmlformats.org/drawingml/2006/wordprocessingDrawing" xmlns:w10="urn:schemas-microsoft-com:office:word" xmlns:w="http://schemas.openxmlformats.org/wordprocessingml/2006/main" xmlns:w14="http://schemas.microsoft.com/office/word/2010/wordml" xmlns:w15="http://schemas.microsoft.com/office/word/2012/wordml" xmlns:w16se="http://schemas.microsoft.com/office/word/2015/wordml/symex" xmlns:wpg="http://schemas.microsoft.com/office/word/2010/wordprocessingGroup" xmlns:wpi="http://schemas.microsoft.com/office/word/2010/wordprocessingInk" xmlns:wne="http://schemas.microsoft.com/office/word/2006/wordml" xmlns:wps="http://schemas.microsoft.com/office/word/2010/wordprocessingShape" mc:Ignorable="w14 w15 w16se wp14">
   <w:abstractNum w:abstractNumId="0" w15:restartNumberingAfterBreak="0">
     <w:nsid w:val="2EB414B8"/>
     <w:multiLevelType w:val="singleLevel"/>

--- a/CÔNG TY TNHH MTV THƯƠNG MẠI KHAI MINH/KhaiMinh_ThayDoiDiaChi/UyQuyen.docx
+++ b/CÔNG TY TNHH MTV THƯƠNG MẠI KHAI MINH/KhaiMinh_ThayDoiDiaChi/UyQuyen.docx
@@ -1,6 +1,6 @@
 
 <file path=word/document.xml><?xml version="1.0" encoding="utf-8"?>
-<w:document xmlns:wpc="http://schemas.microsoft.com/office/word/2010/wordprocessingCanvas" xmlns:cx="http://schemas.microsoft.com/office/drawing/2014/chartex" xmlns:mc="http://schemas.openxmlformats.org/markup-compatibility/2006" xmlns:o="urn:schemas-microsoft-com:office:office" xmlns:r="http://schemas.openxmlformats.org/officeDocument/2006/relationships" xmlns:m="http://schemas.openxmlformats.org/officeDocument/2006/math" xmlns:v="urn:schemas-microsoft-com:vml" xmlns:wp14="http://schemas.microsoft.com/office/word/2010/wordprocessingDrawing" xmlns:wp="http://schemas.openxmlformats.org/drawingml/2006/wordprocessingDrawing" xmlns:w10="urn:schemas-microsoft-com:office:word" xmlns:w="http://schemas.openxmlformats.org/wordprocessingml/2006/main" xmlns:w14="http://schemas.microsoft.com/office/word/2010/wordml" xmlns:w15="http://schemas.microsoft.com/office/word/2012/wordml" xmlns:w16se="http://schemas.microsoft.com/office/word/2015/wordml/symex" xmlns:wpg="http://schemas.microsoft.com/office/word/2010/wordprocessingGroup" xmlns:wpi="http://schemas.microsoft.com/office/word/2010/wordprocessingInk" xmlns:wne="http://schemas.microsoft.com/office/word/2006/wordml" xmlns:wps="http://schemas.microsoft.com/office/word/2010/wordprocessingShape" mc:Ignorable="w14 w15 w16se wp14">
+<w:document xmlns:wpc="http://schemas.microsoft.com/office/word/2010/wordprocessingCanvas" xmlns:cx="http://schemas.microsoft.com/office/drawing/2014/chartex" xmlns:cx1="http://schemas.microsoft.com/office/drawing/2015/9/8/chartex" xmlns:mc="http://schemas.openxmlformats.org/markup-compatibility/2006" xmlns:o="urn:schemas-microsoft-com:office:office" xmlns:r="http://schemas.openxmlformats.org/officeDocument/2006/relationships" xmlns:m="http://schemas.openxmlformats.org/officeDocument/2006/math" xmlns:v="urn:schemas-microsoft-com:vml" xmlns:wp14="http://schemas.microsoft.com/office/word/2010/wordprocessingDrawing" xmlns:wp="http://schemas.openxmlformats.org/drawingml/2006/wordprocessingDrawing" xmlns:w10="urn:schemas-microsoft-com:office:word" xmlns:w="http://schemas.openxmlformats.org/wordprocessingml/2006/main" xmlns:w14="http://schemas.microsoft.com/office/word/2010/wordml" xmlns:w15="http://schemas.microsoft.com/office/word/2012/wordml" xmlns:w16se="http://schemas.microsoft.com/office/word/2015/wordml/symex" xmlns:wpg="http://schemas.microsoft.com/office/word/2010/wordprocessingGroup" xmlns:wpi="http://schemas.microsoft.com/office/word/2010/wordprocessingInk" xmlns:wne="http://schemas.microsoft.com/office/word/2006/wordml" xmlns:wps="http://schemas.microsoft.com/office/word/2010/wordprocessingShape" mc:Ignorable="w14 w15 w16se wp14">
   <w:body>
     <w:p>
       <w:pPr>
@@ -113,7 +113,7 @@
           <w:sz w:val="26"/>
           <w:szCs w:val="26"/>
         </w:rPr>
-        <w:t>21</w:t>
+        <w:t>4</w:t>
       </w:r>
       <w:r>
         <w:rPr>
@@ -146,7 +146,7 @@
           <w:sz w:val="26"/>
           <w:szCs w:val="26"/>
         </w:rPr>
-        <w:t>5</w:t>
+        <w:t>6</w:t>
       </w:r>
       <w:r>
         <w:rPr>
@@ -638,8 +638,6 @@
         </w:rPr>
         <w:t>khaiminhveneer</w:t>
       </w:r>
-      <w:bookmarkStart w:id="0" w:name="_GoBack"/>
-      <w:bookmarkEnd w:id="0"/>
       <w:r>
         <w:rPr>
           <w:rFonts w:ascii="Times New Roman" w:eastAsia="Times New Roman" w:hAnsi="Times New Roman" w:cs="Times New Roman"/>
@@ -1183,16 +1181,36 @@
           <w:sz w:val="26"/>
           <w:szCs w:val="26"/>
         </w:rPr>
-        <w:t>21</w:t>
-      </w:r>
-      <w:r>
-        <w:rPr>
-          <w:rFonts w:ascii="Times New Roman" w:hAnsi="Times New Roman" w:cs="Times New Roman"/>
-          <w:color w:val="000000" w:themeColor="text1"/>
-          <w:sz w:val="26"/>
-          <w:szCs w:val="26"/>
-        </w:rPr>
-        <w:t xml:space="preserve"> tháng 5 năm 2026</w:t>
+        <w:t>4</w:t>
+      </w:r>
+      <w:r>
+        <w:rPr>
+          <w:rFonts w:ascii="Times New Roman" w:hAnsi="Times New Roman" w:cs="Times New Roman"/>
+          <w:color w:val="000000" w:themeColor="text1"/>
+          <w:sz w:val="26"/>
+          <w:szCs w:val="26"/>
+        </w:rPr>
+        <w:t xml:space="preserve"> tháng </w:t>
+      </w:r>
+      <w:r>
+        <w:rPr>
+          <w:rFonts w:ascii="Times New Roman" w:hAnsi="Times New Roman" w:cs="Times New Roman"/>
+          <w:color w:val="000000" w:themeColor="text1"/>
+          <w:sz w:val="26"/>
+          <w:szCs w:val="26"/>
+        </w:rPr>
+        <w:t>6</w:t>
+      </w:r>
+      <w:bookmarkStart w:id="0" w:name="_GoBack"/>
+      <w:bookmarkEnd w:id="0"/>
+      <w:r>
+        <w:rPr>
+          <w:rFonts w:ascii="Times New Roman" w:hAnsi="Times New Roman" w:cs="Times New Roman"/>
+          <w:color w:val="000000" w:themeColor="text1"/>
+          <w:sz w:val="26"/>
+          <w:szCs w:val="26"/>
+        </w:rPr>
+        <w:t xml:space="preserve"> năm 2026</w:t>
       </w:r>
       <w:r>
         <w:rPr>
@@ -1301,7 +1319,7 @@
 </file>
 
 <file path=word/endnotes.xml><?xml version="1.0" encoding="utf-8"?>
-<w:endnotes xmlns:wpc="http://schemas.microsoft.com/office/word/2010/wordprocessingCanvas" xmlns:cx="http://schemas.microsoft.com/office/drawing/2014/chartex" xmlns:mc="http://schemas.openxmlformats.org/markup-compatibility/2006" xmlns:o="urn:schemas-microsoft-com:office:office" xmlns:r="http://schemas.openxmlformats.org/officeDocument/2006/relationships" xmlns:m="http://schemas.openxmlformats.org/officeDocument/2006/math" xmlns:v="urn:schemas-microsoft-com:vml" xmlns:wp14="http://schemas.microsoft.com/office/word/2010/wordprocessingDrawing" xmlns:wp="http://schemas.openxmlformats.org/drawingml/2006/wordprocessingDrawing" xmlns:w10="urn:schemas-microsoft-com:office:word" xmlns:w="http://schemas.openxmlformats.org/wordprocessingml/2006/main" xmlns:w14="http://schemas.microsoft.com/office/word/2010/wordml" xmlns:w15="http://schemas.microsoft.com/office/word/2012/wordml" xmlns:w16se="http://schemas.microsoft.com/office/word/2015/wordml/symex" xmlns:wpg="http://schemas.microsoft.com/office/word/2010/wordprocessingGroup" xmlns:wpi="http://schemas.microsoft.com/office/word/2010/wordprocessingInk" xmlns:wne="http://schemas.microsoft.com/office/word/2006/wordml" xmlns:wps="http://schemas.microsoft.com/office/word/2010/wordprocessingShape" mc:Ignorable="w14 w15 w16se wp14">
+<w:endnotes xmlns:wpc="http://schemas.microsoft.com/office/word/2010/wordprocessingCanvas" xmlns:cx="http://schemas.microsoft.com/office/drawing/2014/chartex" xmlns:cx1="http://schemas.microsoft.com/office/drawing/2015/9/8/chartex" xmlns:mc="http://schemas.openxmlformats.org/markup-compatibility/2006" xmlns:o="urn:schemas-microsoft-com:office:office" xmlns:r="http://schemas.openxmlformats.org/officeDocument/2006/relationships" xmlns:m="http://schemas.openxmlformats.org/officeDocument/2006/math" xmlns:v="urn:schemas-microsoft-com:vml" xmlns:wp14="http://schemas.microsoft.com/office/word/2010/wordprocessingDrawing" xmlns:wp="http://schemas.openxmlformats.org/drawingml/2006/wordprocessingDrawing" xmlns:w10="urn:schemas-microsoft-com:office:word" xmlns:w="http://schemas.openxmlformats.org/wordprocessingml/2006/main" xmlns:w14="http://schemas.microsoft.com/office/word/2010/wordml" xmlns:w15="http://schemas.microsoft.com/office/word/2012/wordml" xmlns:w16se="http://schemas.microsoft.com/office/word/2015/wordml/symex" xmlns:wpg="http://schemas.microsoft.com/office/word/2010/wordprocessingGroup" xmlns:wpi="http://schemas.microsoft.com/office/word/2010/wordprocessingInk" xmlns:wne="http://schemas.microsoft.com/office/word/2006/wordml" xmlns:wps="http://schemas.microsoft.com/office/word/2010/wordprocessingShape" mc:Ignorable="w14 w15 w16se wp14">
   <w:endnote w:type="separator" w:id="-1">
     <w:p>
       <w:pPr>
@@ -1326,7 +1344,7 @@
 </file>
 
 <file path=word/footnotes.xml><?xml version="1.0" encoding="utf-8"?>
-<w:footnotes xmlns:wpc="http://schemas.microsoft.com/office/word/2010/wordprocessingCanvas" xmlns:cx="http://schemas.microsoft.com/office/drawing/2014/chartex" xmlns:mc="http://schemas.openxmlformats.org/markup-compatibility/2006" xmlns:o="urn:schemas-microsoft-com:office:office" xmlns:r="http://schemas.openxmlformats.org/officeDocument/2006/relationships" xmlns:m="http://schemas.openxmlformats.org/officeDocument/2006/math" xmlns:v="urn:schemas-microsoft-com:vml" xmlns:wp14="http://schemas.microsoft.com/office/word/2010/wordprocessingDrawing" xmlns:wp="http://schemas.openxmlformats.org/drawingml/2006/wordprocessingDrawing" xmlns:w10="urn:schemas-microsoft-com:office:word" xmlns:w="http://schemas.openxmlformats.org/wordprocessingml/2006/main" xmlns:w14="http://schemas.microsoft.com/office/word/2010/wordml" xmlns:w15="http://schemas.microsoft.com/office/word/2012/wordml" xmlns:w16se="http://schemas.microsoft.com/office/word/2015/wordml/symex" xmlns:wpg="http://schemas.microsoft.com/office/word/2010/wordprocessingGroup" xmlns:wpi="http://schemas.microsoft.com/office/word/2010/wordprocessingInk" xmlns:wne="http://schemas.microsoft.com/office/word/2006/wordml" xmlns:wps="http://schemas.microsoft.com/office/word/2010/wordprocessingShape" mc:Ignorable="w14 w15 w16se wp14">
+<w:footnotes xmlns:wpc="http://schemas.microsoft.com/office/word/2010/wordprocessingCanvas" xmlns:cx="http://schemas.microsoft.com/office/drawing/2014/chartex" xmlns:cx1="http://schemas.microsoft.com/office/drawing/2015/9/8/chartex" xmlns:mc="http://schemas.openxmlformats.org/markup-compatibility/2006" xmlns:o="urn:schemas-microsoft-com:office:office" xmlns:r="http://schemas.openxmlformats.org/officeDocument/2006/relationships" xmlns:m="http://schemas.openxmlformats.org/officeDocument/2006/math" xmlns:v="urn:schemas-microsoft-com:vml" xmlns:wp14="http://schemas.microsoft.com/office/word/2010/wordprocessingDrawing" xmlns:wp="http://schemas.openxmlformats.org/drawingml/2006/wordprocessingDrawing" xmlns:w10="urn:schemas-microsoft-com:office:word" xmlns:w="http://schemas.openxmlformats.org/wordprocessingml/2006/main" xmlns:w14="http://schemas.microsoft.com/office/word/2010/wordml" xmlns:w15="http://schemas.microsoft.com/office/word/2012/wordml" xmlns:w16se="http://schemas.microsoft.com/office/word/2015/wordml/symex" xmlns:wpg="http://schemas.microsoft.com/office/word/2010/wordprocessingGroup" xmlns:wpi="http://schemas.microsoft.com/office/word/2010/wordprocessingInk" xmlns:wne="http://schemas.microsoft.com/office/word/2006/wordml" xmlns:wps="http://schemas.microsoft.com/office/word/2010/wordprocessingShape" mc:Ignorable="w14 w15 w16se wp14">
   <w:footnote w:type="separator" w:id="-1">
     <w:p>
       <w:pPr>
@@ -1351,7 +1369,7 @@
 </file>
 
 <file path=word/numbering.xml><?xml version="1.0" encoding="utf-8"?>
-<w:numbering xmlns:wpc="http://schemas.microsoft.com/office/word/2010/wordprocessingCanvas" xmlns:cx="http://schemas.microsoft.com/office/drawing/2014/chartex" xmlns:mc="http://schemas.openxmlformats.org/markup-compatibility/2006" xmlns:o="urn:schemas-microsoft-com:office:office" xmlns:r="http://schemas.openxmlformats.org/officeDocument/2006/relationships" xmlns:m="http://schemas.openxmlformats.org/officeDocument/2006/math" xmlns:v="urn:schemas-microsoft-com:vml" xmlns:wp14="http://schemas.microsoft.com/office/word/2010/wordprocessingDrawing" xmlns:wp="http://schemas.openxmlformats.org/drawingml/2006/wordprocessingDrawing" xmlns:w10="urn:schemas-microsoft-com:office:word" xmlns:w="http://schemas.openxmlformats.org/wordprocessingml/2006/main" xmlns:w14="http://schemas.microsoft.com/office/word/2010/wordml" xmlns:w15="http://schemas.microsoft.com/office/word/2012/wordml" xmlns:w16se="http://schemas.microsoft.com/office/word/2015/wordml/symex" xmlns:wpg="http://schemas.microsoft.com/office/word/2010/wordprocessingGroup" xmlns:wpi="http://schemas.microsoft.com/office/word/2010/wordprocessingInk" xmlns:wne="http://schemas.microsoft.com/office/word/2006/wordml" xmlns:wps="http://schemas.microsoft.com/office/word/2010/wordprocessingShape" mc:Ignorable="w14 w15 w16se wp14">
+<w:numbering xmlns:wpc="http://schemas.microsoft.com/office/word/2010/wordprocessingCanvas" xmlns:cx="http://schemas.microsoft.com/office/drawing/2014/chartex" xmlns:cx1="http://schemas.microsoft.com/office/drawing/2015/9/8/chartex" xmlns:mc="http://schemas.openxmlformats.org/markup-compatibility/2006" xmlns:o="urn:schemas-microsoft-com:office:office" xmlns:r="http://schemas.openxmlformats.org/officeDocument/2006/relationships" xmlns:m="http://schemas.openxmlformats.org/officeDocument/2006/math" xmlns:v="urn:schemas-microsoft-com:vml" xmlns:wp14="http://schemas.microsoft.com/office/word/2010/wordprocessingDrawing" xmlns:wp="http://schemas.openxmlformats.org/drawingml/2006/wordprocessingDrawing" xmlns:w10="urn:schemas-microsoft-com:office:word" xmlns:w="http://schemas.openxmlformats.org/wordprocessingml/2006/main" xmlns:w14="http://schemas.microsoft.com/office/word/2010/wordml" xmlns:w15="http://schemas.microsoft.com/office/word/2012/wordml" xmlns:w16se="http://schemas.microsoft.com/office/word/2015/wordml/symex" xmlns:wpg="http://schemas.microsoft.com/office/word/2010/wordprocessingGroup" xmlns:wpi="http://schemas.microsoft.com/office/word/2010/wordprocessingInk" xmlns:wne="http://schemas.microsoft.com/office/word/2006/wordml" xmlns:wps="http://schemas.microsoft.com/office/word/2010/wordprocessingShape" mc:Ignorable="w14 w15 w16se wp14">
   <w:abstractNum w:abstractNumId="0" w15:restartNumberingAfterBreak="0">
     <w:nsid w:val="2EB414B8"/>
     <w:multiLevelType w:val="singleLevel"/>
